--- a/Assignment 2/Deliverable 2 Document.docx
+++ b/Assignment 2/Deliverable 2 Document.docx
@@ -713,8 +713,19 @@
           <w:sz w:val="32"/>
           <w:szCs w:val="32"/>
         </w:rPr>
-        <w:t>The Scytes</w:t>
-      </w:r>
+        <w:t xml:space="preserve">The </w:t>
+      </w:r>
+      <w:proofErr w:type="spellStart"/>
+      <w:r>
+        <w:rPr>
+          <w:rFonts w:eastAsia="Times New Roman" w:cs="Times New Roman"/>
+          <w:b/>
+          <w:sz w:val="32"/>
+          <w:szCs w:val="32"/>
+        </w:rPr>
+        <w:t>Scytes</w:t>
+      </w:r>
+      <w:proofErr w:type="spellEnd"/>
     </w:p>
     <w:p>
       <w:pPr>
@@ -1435,13 +1446,23 @@
         </w:rPr>
         <w:t xml:space="preserve"> </w:t>
       </w:r>
+      <w:proofErr w:type="gramStart"/>
       <w:r>
         <w:rPr>
           <w:b/>
           <w:bCs/>
           <w:lang w:val="en-PK"/>
         </w:rPr>
-        <w:t>So that</w:t>
+        <w:t>So</w:t>
+      </w:r>
+      <w:proofErr w:type="gramEnd"/>
+      <w:r>
+        <w:rPr>
+          <w:b/>
+          <w:bCs/>
+          <w:lang w:val="en-PK"/>
+        </w:rPr>
+        <w:t xml:space="preserve"> that</w:t>
       </w:r>
       <w:r>
         <w:rPr>
